--- a/Законы/Законопроекты/ACT. 003 — Пояснительная записка.docx
+++ b/Законы/Законопроекты/ACT. 003 — Пояснительная записка.docx
@@ -11,12 +11,12 @@
           <w:b/>
           <w:sz w:val="28"/>
         </w:rPr>
-        <w:t>Пояснительная записка к законопроекту ACT. 003 «О внесении изменений в законы о региональных ПОО, о ФРБ, о USSS, о SANG и об адвокатуре»</w:t>
+        <w:t>Пояснительная записка к законопроекту ACT. 003 «О внесении изменений в законы о региональных ПОО, о FIB, о USSS, о SANG, об EMS и об адвокатуре»</w:t>
       </w:r>
     </w:p>
     <w:p>
       <w:r>
-        <w:t>Законопроект — «зеркало» правок Процессуального кодекса (ACT. 001): отраслевые законы приводятся к тем же правилам, чтобы у каждого ведомства не было «своей» версии порядка задержания, обыска и применения оружия. По каждой правке: что изменено, почему, пример.</w:t>
+        <w:t>Законопроект — «зеркало» правок Процессуального кодекса (ACT. 001): отраслевые законы приводятся к тем же правилам, чтобы у ведомств не было «своих» версий порядка задержания, обыска и применения оружия. Формат: что было и что стало, почему, пример из игровой практики. Обозначения — по ст. 2.1 ПК.</w:t>
       </w:r>
     </w:p>
     <w:p>
@@ -24,22 +24,22 @@
         <w:rPr>
           <w:b/>
         </w:rPr>
-        <w:t>Статья 16 закона «О региональных ПОО» (передача дел Секретной службе)</w:t>
+        <w:t>Статьи 1 и 16 закона о региональных ПОО — обозначения и передача дел USSS</w:t>
       </w:r>
     </w:p>
     <w:p>
       <w:r>
-        <w:t>Что изменено: уточнено, какие дела USSS может забрать у LSPD/LSCSD, и введено правило разрешения споров — если дело одновременно требуют FIB и USSS, решает Генеральный прокурор, а до решения дело остаётся у того, кто первым принял его к производству.</w:t>
+        <w:t>Было → стало: в ст. 1 органы названы официально — LSPD и LSCSD (далее по закону они так и именуются, а «Департамент Шерифа»/«Полицейский Департамент» исчезают). В ст. 16 уточнено, какие дела USSS вправе забрать у LSPD/LSCSD, и введено правило спора: если дело одновременно требуют FIB и USSS — решает Генеральный прокурор, до решения дело остаётся у того, кто первым принял его к производству.</w:t>
       </w:r>
     </w:p>
     <w:p>
       <w:r>
-        <w:t>Почему: статья 16 отдавала USSS дела о посягательствах на членов правительства, а статья 12 закона «О ФРБ» те же дела относит к ФРБ. Должностные преступления одновременно закреплены за USSS, отделом IB ФРБ и ОГП. Ни один закон не говорил, кто главнее и что делать региональному органу, получившему два требования.</w:t>
+        <w:t>Почему: ст. 16 отдавала USSS дела о посягательствах на членов правительства, а ст. 12 закона о FIB те же дела относит к FIB; должностные преступления закреплены одновременно за USSS, IB FIB и ОГП. Кто главнее и что делать региональному органу с двумя требованиями — не сказано.</w:t>
       </w:r>
     </w:p>
     <w:p>
       <w:r>
-        <w:t>Пример: LSPD расследует нападение на заместителя главы департамента. FIB и USSS в один день требуют передать дело. Раньше LSPD выбирала «на своё усмотрение» и получала жалобу от второго ведомства; теперь дело остаётся у первого запросившего, а спор решает Генеральный прокурор.</w:t>
+        <w:t>Пример: LSPD расследует нападение на заместителя главы департамента. FIB и USSS в один день требуют передать дело. Дело остаётся у первого запросившего, спор решает Генеральный прокурор — LSPD не получает жалобу от второго ведомства.</w:t>
       </w:r>
     </w:p>
     <w:p>
@@ -47,22 +47,22 @@
         <w:rPr>
           <w:b/>
         </w:rPr>
-        <w:t>Статья 9 закона «О ФРБ» (право входа в помещения)</w:t>
+        <w:t>Статьи 1 и 9 закона о FIB — обозначение и вход в помещения</w:t>
       </w:r>
     </w:p>
     <w:p>
       <w:r>
-        <w:t>Что изменено: право входить в помещения без ордера ограничено теми же случаями, что установлены новой частью 4 статьи 4 ПК (преступление совершается сейчас, погоня, угроза жизни); в остальных случаях нужен ордер SW или решение суда.</w:t>
+        <w:t>Было → стало: в ст. 1 закреплено обозначение FIB (вместо «ФРБ»; по ч. 3 ст. 2.1 ПК старое написание в остальных статьях остаётся равнозначным). Право входить без ордера (п. «з» ст. 9) ограничено случаями ч. 4 ст. 4 ПК: преступление совершается сейчас, погоня по горячим следам, угроза жизни. В остальных случаях — судебный акт или ордер AR/AC.</w:t>
       </w:r>
     </w:p>
     <w:p>
       <w:r>
-        <w:t>Почему: формулировка «совершается или совершено» позволяла входить в любое жилище по факту давно завершившегося преступления, что обесценивало требование ПК об ордере и делало полученные доказательства уязвимыми в суде.</w:t>
+        <w:t>Почему: слова «совершается или совершено» позволяли входить в любое жилище по давно оконченному преступлению, что обесценивало требование ПК об ордере и делало доказательства уязвимыми (ст. 12 ПК).</w:t>
       </w:r>
     </w:p>
     <w:p>
       <w:r>
-        <w:t>Пример: агенту известно, что месяц назад в квартире хранили наркотики. Раньше он мог войти «без ордера по закону о ФРБ»; теперь — только с ордером SW.</w:t>
+        <w:t>Пример: агент знает, что месяц назад в квартире хранили наркотики. Раньше он мог войти «по закону о ФРБ»; теперь — только с ордером AC/AR на этот адрес.</w:t>
       </w:r>
     </w:p>
     <w:p>
@@ -70,22 +70,22 @@
         <w:rPr>
           <w:b/>
         </w:rPr>
-        <w:t>Статья 12 закона «О ФРБ» (преступления, расследуемые ФРБ)</w:t>
+        <w:t>Статья 12 закона о FIB — подследственность</w:t>
       </w:r>
     </w:p>
     <w:p>
       <w:r>
-        <w:t>Что изменено: закреплено, что дела о покушениях на неприкосновенных лиц ведёт ФРБ при участии USSS, а спор о подследственности решает Генеральный прокурор; исправлена опечатка («облагающегося статусом» → «обладающего статусом»); должностные преступления прямо отнесены к параллельной компетенции IB ФРБ, ОГП и USSS.</w:t>
+        <w:t>Было → стало: дела о покушениях на неприкосновенных лиц ведёт FIB при участии USSS, спор решает Генеральный прокурор (зеркально ст. 16 закона о региональных ПОО); исправлена опечатка («облагающегося статусом»); должностные преступления прямо отнесены к параллельной компетенции IB, ОГП и USSS.</w:t>
       </w:r>
     </w:p>
     <w:p>
       <w:r>
-        <w:t>Почему: зеркальная правка к статье 16 закона о региональных органах — чтобы оба закона говорили одно и то же.</w:t>
+        <w:t>Почему: два закона должны говорить одно и то же, иначе каждое ведомство ссылается на «свой».</w:t>
       </w:r>
     </w:p>
     <w:p>
       <w:r>
-        <w:t>Пример: см. пример к статье 16 закона о региональных ПОО.</w:t>
+        <w:t>Пример: см. пример к ст. 16 закона о региональных ПОО.</w:t>
       </w:r>
     </w:p>
     <w:p>
@@ -93,22 +93,22 @@
         <w:rPr>
           <w:b/>
         </w:rPr>
-        <w:t>Статьи 21.5 и 23 закона «О ФРБ», статья 25 закона «О региональных ПОО», статья 14 закона «О USSS», статья 25 закона «О SANG», статьи 3 и 13 закона «Об адвокатуре» (гарантии правовой защиты)</w:t>
+        <w:t>Статья 19 закона о FIB — участие CID в чужом задержании</w:t>
       </w:r>
     </w:p>
     <w:p>
       <w:r>
-        <w:t>Что изменено: во всех перечисленных статьях формула «не допускаются его привод, задержание, личный обыск…» изложена одинаково и отсылает к части 4 статьи 19 ПК, где закреплён единый перечень исключений: ордер или судебный акт; застигнут при совершении преступления; непосредственная угроза жизни или здоровью; требование уполномоченных лиц.</w:t>
+        <w:t>Было → стало: CID не «прерывает» чужое задержание, а присоединяется к нему как субъект и допрашивает только с согласия инициатора.</w:t>
       </w:r>
     </w:p>
     <w:p>
       <w:r>
-        <w:t>Почему: в действующих редакциях исключения различаются без какой-либо причины. У сотрудников IB ФРБ не было исключения «совершение преступления» — формально агента IB нельзя было задержать даже за убийство без ордера; у государственных адвокатов упомянут ордер «советников» Генерального прокурора — должности, которой нет в Конституционном законе об ОГП; у одних органов говорится об «угрозе жизни», у других — о «непосредственной угрозе жизни». Разные тексты для одного и того же вопроса — прямой источник конфликтов между ведомствами.</w:t>
+        <w:t>Почему: п. «з» ч. 1 ст. 18 ПК разрешает допрос отделами DB/CID/IB только с согласия инициатора и обязывает уйти при отказе; норма закона о FIB давала CID право «прервать» задержание — прямое противоречие ПК, который главнее (ст. 2 ПК).</w:t>
       </w:r>
     </w:p>
     <w:p>
       <w:r>
-        <w:t>Пример: сотрудник LSPD пытается задержать агента IB, застигнутого при краже автомобиля. Агент ссылается на «свою» статью 21.5, где такого исключения нет, полицейский — на статью 25 закона о региональных органах, где оно есть. Теперь оба читают одну норму — часть 4 статьи 19 ПК.</w:t>
+        <w:t>Пример: LSCSD задержала члена банды, по которой CID ведёт дело. Агент CID приезжает, просит допрос; шериф вправе отказать — и тогда агент покидает место, а не останавливает процесс.</w:t>
       </w:r>
     </w:p>
     <w:p>
@@ -116,22 +116,22 @@
         <w:rPr>
           <w:b/>
         </w:rPr>
-        <w:t>Статья 6 закона «О USSS» (права Секретной службы)</w:t>
+        <w:t>Единая формула защиты: ст. 21.5 и 23 закона о FIB, ст. 25 закона о региональных ПОО, ст. 14 закона о USSS, ст. 25 закона о SANG, ст. 32 закона об EMS, ст. 3 и 13 закона об адвокатуре</w:t>
       </w:r>
     </w:p>
     <w:p>
       <w:r>
-        <w:t>Что изменено: (1) за неисполнение требования о дистанции 20 метров разрешены физическая сила и спецсредства, а огнестрельное оружие — только при непосредственной угрозе охраняемому лицу или сотрудникам; (2) задержанных USSS передаёт LSPD/LSCSD/FIB для процессуальных действий, кроме задержаний по ордеру или судебному акту; (3) вход в жилище без ордера — по тем же правилам, что в ПК, с уведомлением прокурора не позднее 1 часа вместо 24 часов.</w:t>
+        <w:t>Было → стало: во всех перечисленных статьях фраза «не допускаются его привод, задержание, личный обыск…» изложена одинаково и отсылает к ч. 4 ст. 19 ПК с четырьмя исключениями: ордер или судебный акт; застигнут при совершении преступления; непосредственная угроза жизни или здоровью; требование уполномоченных лиц.</w:t>
       </w:r>
     </w:p>
     <w:p>
       <w:r>
-        <w:t>Почему: право стрелять по человеку только за то, что он подошёл ближе 20 метров, противоречит принципу соразмерности, заложенному в статье 9 того же закона и в статье 37 ПК, и порождало споры при каждом кортеже. Секретная служба на практике не проводит процессуальные действия с задержанными «с улицы» — это делают LSPD/LSCSD/FIB, но закон говорил обратное. Срок уведомления прокурора о входе в жилище в ПК — 1 час, в законе о USSS — 24 часа.</w:t>
+        <w:t>Почему: сейчас исключения различаются без причины. У IB FIB нет исключения «совершение преступления» — формально агента IB нельзя задержать даже за убийство без ордера; у государственных адвокатов упомянут ордер «советников» Генерального прокурора — такой должности нет; у EMS нет исключения «требование уполномоченных лиц»; где-то «угроза жизни», где-то «непосредственная угроза жизни». Разные тексты для одного вопроса — прямой источник конфликтов между ведомствами.</w:t>
       </w:r>
     </w:p>
     <w:p>
       <w:r>
-        <w:t>Пример: журналист подошёл к кортежу Губернатора на 10 метров и не отреагировал на требование отойти. Раньше формально допускался огонь на поражение после предупреждения; теперь — отталкивание, наручники, спецсредства; оружие — только если он достал пистолет или иным образом создал угрозу.</w:t>
+        <w:t>Пример: сотрудник LSPD задерживает агента IB, застигнутого при угоне. Агент ссылается на «свою» ст. 21.5, где такого исключения нет; полицейский — на ст. 25 закона о региональных ПОО, где оно есть. Теперь оба читают одну норму — ч. 4 ст. 19 ПК.</w:t>
       </w:r>
     </w:p>
     <w:p>
@@ -139,22 +139,22 @@
         <w:rPr>
           <w:b/>
         </w:rPr>
-        <w:t>Статья 7 закона «О USSS» (обязанности Секретной службы)</w:t>
+        <w:t>Статья 6 закона о USSS — права Секретной службы</w:t>
       </w:r>
     </w:p>
     <w:p>
       <w:r>
-        <w:t>Что изменено: обыск помещений по «подозрению на возникновение угрозы» заменён отсылкой к общему порядку статьи 4 ПК (ордер SW или установленные исключения); процессуальные действия с задержанными — по статье 17.3 ПК.</w:t>
+        <w:t>Было → стало: (1) за несоблюдение дистанции 20 м — физическая сила и спецсредства, оружие только при непосредственной угрозе охраняемому лицу или сотрудникам; (2) задержанных без ордера USSS передаёт LSPD/LSCSD/FIB по ст. 17.3 ПК, по ордеру — ведёт процесс сама; (3) вход в жилище без ордера — по ч. 4 ст. 4 ПК, уведомление прокурора не позднее 1 часа (было 24).</w:t>
       </w:r>
     </w:p>
     <w:p>
       <w:r>
-        <w:t>Почему: «подозрение на возникновение угрозы» — не основание для обыска жилища ни по ПК, ни по закону об ордерах; норма создавала параллельный, ничем не ограниченный порядок.</w:t>
+        <w:t>Почему: стрельба за подход ближе 20 м противоречит ст. 9 того же закона и ст. 37 ПК (стадии применения силы). В игре USSS не проводит процессуальные действия с задержанными «с улицы» — их оформляют LSPD/LSCSD/FIB. Срок уведомления о входе в жилище в ПК — 1 час.</w:t>
       </w:r>
     </w:p>
     <w:p>
       <w:r>
-        <w:t>Пример: сотрудники USSS получили сообщение, что в доме напротив маршрута кортежа «может быть снайпер». Если угрозы «здесь и сейчас» нет — нужен ордер SW (его быстро выдаёт заместитель Генерального прокурора); если есть — вход допустим по части 4 статьи 4 ПК.</w:t>
+        <w:t>Пример: журналист подошёл к кортежу Губернатора на 10 м и не отходит. Раньше формально допускался огонь после предупреждения; теперь — отталкивание, наручники, спецсредства; оружие — только если он достал пистолет.</w:t>
       </w:r>
     </w:p>
     <w:p>
@@ -162,22 +162,22 @@
         <w:rPr>
           <w:b/>
         </w:rPr>
-        <w:t>Статьи 11, 13 и 14 закона «О USSS» (взаимодействие с другими органами, гарантии защиты)</w:t>
+        <w:t>Статья 7 закона о USSS — обязанности</w:t>
       </w:r>
     </w:p>
     <w:p>
       <w:r>
-        <w:t>Что изменено: «окружные» органы и полные русские названия заменены на единые наименования (региональные ПОО — LSPD, LSCSD; FIB); статья 13 согласована со статьёй 17.3 ПК (передача всех задержанных, кроме задержанных по ордеру или судебному акту); гарантия защиты изложена по единой формуле.</w:t>
+        <w:t>Было → стало: обыск помещений «по подозрению на возникновение угрозы» заменён отсылкой к ст. 4 ПК; процессуальные действия с задержанными — по ст. 17.3 ПК.</w:t>
       </w:r>
     </w:p>
     <w:p>
       <w:r>
-        <w:t>Почему: закон о региональных органах называет LSPD и LSCSD «региональными», а закон о USSS — «окружными»; «Департамент Шерифа округа Блэйн» в других законах называется LSCSD, «Sheriff Department», «LSSD». Единые сокращения убирают повод для споров о том, о каком органе идёт речь.</w:t>
+        <w:t>Почему: «подозрение на возникновение угрозы» — не основание для обыска жилища ни по ПК, ни по закону об ордерах; норма создавала параллельный порядок без ограничений.</w:t>
       </w:r>
     </w:p>
     <w:p>
       <w:r>
-        <w:t>Пример: сотрудник USSS задержал нарушителя в Пейлто-Бей. По прежней статье 13 он передавал его «в зависимости от юрисдикции», не зная, считается ли федеральное нарушение «региональным». Теперь — LSPD/LSCSD по территории либо FIB по федеральной компетенции.</w:t>
+        <w:t>Пример: поступило сообщение, что в доме у маршрута кортежа «может быть снайпер». Угрозы «здесь и сейчас» нет — нужен ордер AC от заместителя Генерального прокурора; если стрелок виден в окне — вход по ч. 4 ст. 4 ПК.</w:t>
       </w:r>
     </w:p>
     <w:p>
@@ -185,22 +185,22 @@
         <w:rPr>
           <w:b/>
         </w:rPr>
-        <w:t>Статья 8 закона «О SANG» (применение огнестрельного оружия)</w:t>
+        <w:t>Статьи 11, 13 и 14 закона о USSS — взаимодействие и защита</w:t>
       </w:r>
     </w:p>
     <w:p>
       <w:r>
-        <w:t>Что изменено: пункт «д» («если преступник пытается скрыться с места преступления») заменён формулой, применяемой в законах о ФРБ и USSS: оружие — только при бегстве лица, совершившего тяжкое или особо тяжкое преступление, и только если иначе задержать невозможно.</w:t>
+        <w:t>Было → стало: «окружные» органы и полные названия заменены обозначениями (LSPD, LSCSD, FIB, USSS); ст. 13 согласована со ст. 17.3 ПК — передаются все задержанные, кроме задержанных по ордеру или судебному акту; формула защиты — единая.</w:t>
       </w:r>
     </w:p>
     <w:p>
       <w:r>
-        <w:t>Почему: прежний пункт «д» позволял стрелять по любому убегающему нарушителю — даже за мелкую кражу — и противоречил пункту «г» той же статьи, который ограничивает применение оружия тяжкими преступлениями. Кроме того, все остальные силовые органы связаны стадиями применения силы по статье 37 ПК.</w:t>
+        <w:t>Почему: закон о региональных ПОО называет LSPD и LSCSD «региональными», закон о USSS — «окружными»; «Департамент Шерифа округа Блэйн» в других законах — LSCSD, «Sheriff Department», «LSSD». Разные имена одного органа — повод для споров «о ком речь».</w:t>
       </w:r>
     </w:p>
     <w:p>
       <w:r>
-        <w:t>Пример: человек убегает от патруля SANG после нарушения пропускного режима. Раньше буквальное прочтение пункта «д» допускало огонь на поражение; теперь — только спецсредства и преследование, оружие — если он вооружён или совершил тяжкое преступление.</w:t>
+        <w:t>Пример: сотрудник USSS задержал нарушителя в Палето-Бэй. Раньше передавал «в зависимости от юрисдикции», не зная, считается ли федеральное нарушение «региональным». Теперь — LSCSD по территории либо FIB по федеральной компетенции.</w:t>
       </w:r>
     </w:p>
     <w:p>
@@ -208,22 +208,91 @@
         <w:rPr>
           <w:b/>
         </w:rPr>
-        <w:t>Статья 10 закона «О SANG» (задержание)</w:t>
+        <w:t>Статья 2 закона о SANG — территория и выезд в город</w:t>
       </w:r>
     </w:p>
     <w:p>
       <w:r>
-        <w:t>Что изменено: право задержания Национальной гвардии ограничено понятными случаями (охраняемые объекты и прилегающая территория, преступления против военнослужащих и имущества SANG, воинские преступления, ЧП/ВП/КТО, помощь полиции по запросу) и прямо связано с обязанностью передать задержанного правоохранительным органам. Закреплено, что SANG не назначает наказания и не помещает в КПЗ.</w:t>
+        <w:t>Было → стало: выезд в Лос-Сантос для усиленных патрулей привязан к новой ст. 7.1 (по запросу LSPD или FIB); добавлен пункт «з» — патрулирование; из ст. 2 удалены пункты «л» и «м» о регламенте посещения Форта-Занкудо и обысках личного состава — они дословно повторялись в ст. 5 и остаются там.</w:t>
       </w:r>
     </w:p>
     <w:p>
       <w:r>
-        <w:t>Почему: прежняя редакция позволяла любому военнослужащему задержать любого гражданина в любой точке штата за любое нарушение — это дублировало функции полиции, противоречило статье 15 ПК («специальные подразделения») и территориальной юрисдикции SANG из статьи 2 этого же закона.</w:t>
+        <w:t>Почему: одинаковые нормы в двух статьях расходились в деталях (в ст. 2 регламент устанавливает Генерал, в ст. 5 — Полковник). Дубль убран, оставлена одна норма с Генералом SANG (ст. 5).</w:t>
       </w:r>
     </w:p>
     <w:p>
       <w:r>
-        <w:t>Пример: военнослужащий SANG в центре Лос-Сантоса видит гражданина в маске, переходящего дорогу в неположенном месте. Задерживать его SANG не вправе — это компетенция LSPD; но если этот же гражданин напал на военнослужащего, задержание и передача LSPD допустимы.</w:t>
+        <w:t>Пример: MP хочет провести внеплановый обыск подразделения. Раньше одна статья требовала согласование Генерала, другая — Полковника; теперь только Генерал SANG или его заместители.</w:t>
+      </w:r>
+    </w:p>
+    <w:p>
+      <w:r>
+        <w:rPr>
+          <w:b/>
+        </w:rPr>
+        <w:t>Статьи 5, 7 и новая 7.1 закона о SANG — патрули SANG</w:t>
+      </w:r>
+    </w:p>
+    <w:p>
+      <w:r>
+        <w:t>Было → стало: патрулирование легализовано и описано. Где: у охраняемых объектов (2 км), в округах Блэйн и Лос-Сантос вне города; в самом городе — только усиленные патрули по запросу LSPD/FIB совместно с ними, при ЧП/ВП и КТО. Состав: не менее 2 военнослужащих, обязательно с сотрудником MP либо военнослужащим не ниже 6-го порядкового ранга. Права патруля: требовать порядок, пресекать преступления, проверять документы у подозреваемых и разыскиваемых, охранять место происшествия, задерживать с передачей по ст. 17.3 ПК, помогать полиции. Патруль не штрафует, не выписывает сроки, не оформляет протоколы — административные нарушения передаёт LSPD/LSCSD. Патруль неправомерного состава — задержание незаконно. В ст. 5 устранён дубль пунктов «м» и разночтение «Генерал/Полковник»; ст. 7 ч. 2 (вход в помещения) приведена к ч. 4 ст. 4 ПК.</w:t>
+      </w:r>
+    </w:p>
+    <w:p>
+      <w:r>
+        <w:t>Почему: закон говорил о патрулях лишь вскользь (ст. 2 ч. 1 «в», ст. 7 ч. 1 — только 2 км вокруг форта) и не отвечал, кто и в каком составе может патрулировать и что патруль вправе делать. Требование к составу гарантирует, что в патруле есть старший, знающий процедуру ст. 17.3 ПК, и исключает «патруль» из двух новобранцев.</w:t>
+      </w:r>
+    </w:p>
+    <w:p>
+      <w:r>
+        <w:t>Пример: двое военнослужащих младших рангов выехали патрулировать Сэнди-Шорс без MP и без военнослужащего 6-го порядкового ранга — патруль незаконен, задержание им произведено быть не может. Патруль «военнослужащий MP + военнослужащий младшего ранга» видит ограбление магазина в Грейпсиде: пресекает, надевает наручники, изымает оружие, включает запись, везёт в участок LSCSD и передаёт шерифу.</w:t>
+      </w:r>
+    </w:p>
+    <w:p>
+      <w:r>
+        <w:rPr>
+          <w:b/>
+        </w:rPr>
+        <w:t>Статья 8 закона о SANG — применение оружия</w:t>
+      </w:r>
+    </w:p>
+    <w:p>
+      <w:r>
+        <w:t>Было → стало: пункт «д» («если преступник пытается скрыться») заменён формулой законов о FIB и USSS: оружие — только при бегстве лица, совершившего тяжкое или особо тяжкое преступление, и только если иначе задержать невозможно.</w:t>
+      </w:r>
+    </w:p>
+    <w:p>
+      <w:r>
+        <w:t>Почему: прежний пункт позволял стрелять по любому убегающему и противоречил пункту «г» той же статьи (только тяжкие преступления) и ст. 37 ПК.</w:t>
+      </w:r>
+    </w:p>
+    <w:p>
+      <w:r>
+        <w:t>Пример: гражданин убегает от патруля SANG после нарушения пропускного режима — оружие применять нельзя, только преследование и спецсредства; убегает вооружённый грабитель — можно.</w:t>
+      </w:r>
+    </w:p>
+    <w:p>
+      <w:r>
+        <w:rPr>
+          <w:b/>
+        </w:rPr>
+        <w:t>Статья 10 закона о SANG — задержание</w:t>
+      </w:r>
+    </w:p>
+    <w:p>
+      <w:r>
+        <w:t>Было → стало: перечень случаев задержания совпадает со ст. 17.3 ПК (охраняемые объекты, преступления против SANG, воинские преступления, патруль, ЧП/ВП/КТО, помощь полиции); прямо записано, что военнослужащий не читает права, не назначает наказание, до передачи делает только первичный обыск (оружие), после передачи вправе остаться до конца процесса.</w:t>
+      </w:r>
+    </w:p>
+    <w:p>
+      <w:r>
+        <w:t>Почему: прежняя редакция позволяла любому военнослужащему задержать любого гражданина в любой точке штата «за нарушение законодательства» и «подвергать обыску по ПК», хотя SANG не ведёт процесс. Нижестоящий закон не может расширять круг субъектов задержания, установленный ПК (ст. 2, 15 ПК).</w:t>
+      </w:r>
+    </w:p>
+    <w:p>
+      <w:r>
+        <w:t>Пример: военнослужащий SANG в центре Лос-Сантоса видит человека, перебегающего дорогу. Задерживать он не вправе — это LSPD. Если тот же человек напал на военнослужащего — задержание и доставление в участок LSPD.</w:t>
       </w:r>
     </w:p>
     <w:sectPr>

--- a/Законы/Законопроекты/ACT. 003 — Пояснительная записка.docx
+++ b/Законы/Законопроекты/ACT. 003 — Пояснительная записка.docx
@@ -236,7 +236,7 @@
     </w:p>
     <w:p>
       <w:r>
-        <w:t>Было → стало: патрулирование легализовано и описано. Где: у охраняемых объектов (2 км), в округах Блэйн и Лос-Сантос вне города; в самом городе — только усиленные патрули по запросу LSPD/FIB совместно с ними, при ЧП/ВП и КТО. Состав: не менее 2 военнослужащих, обязательно с сотрудником MP либо военнослужащим не ниже 6-го порядкового ранга. Права патруля: требовать порядок, пресекать преступления, проверять документы у подозреваемых и разыскиваемых, охранять место происшествия, задерживать с передачей по ст. 17.3 ПК, помогать полиции. Патруль не штрафует, не выписывает сроки, не оформляет протоколы — административные нарушения передаёт LSPD/LSCSD. Патруль неправомерного состава — задержание незаконно. В ст. 5 устранён дубль пунктов «м» и разночтение «Генерал/Полковник»; ст. 7 ч. 2 (вход в помещения) приведена к ч. 4 ст. 4 ПК.</w:t>
+        <w:t>Было → стало: патрулирование легализовано и описано. Где: у охраняемых объектов (2 км), в округах Блэйн и Лос-Сантос вне города; в самом городе — только усиленные патрули по запросу LSPD/FIB совместно с ними, при ЧП/ВП и КТО. Состав: не менее 2 военнослужащих, обязательно с сотрудником MP либо военнослужащим не ниже 6-го порядкового ранга. Права патруля: требовать порядок, пресекать преступления, проверять документы у подозреваемых и разыскиваемых, охранять место происшествия, задерживать с передачей по ст. 17.3 ПК, помогать полиции. Патруль не штрафует, не выписывает сроки, не оформляет протоколы — административные нарушения передаёт LSPD/LSCSD. Патруль неправомерного состава — задержание незаконно. В ст. 5 устранён дубль пунктов «м» и разночтение «Генерал/Полковник»; пункт «е» ст. 5 («обыск граждан» на объектах) заменён внешним осмотром на наличие оружия — SANG не изымает предметы, это делает принявший задержанного сотрудник LSPD/LSCSD/FIB (ст. 17.3 ПК); ст. 7 ч. 2 (вход в помещения) приведена к ч. 4 ст. 4 ПК.</w:t>
       </w:r>
     </w:p>
     <w:p>
@@ -246,7 +246,7 @@
     </w:p>
     <w:p>
       <w:r>
-        <w:t>Пример: двое военнослужащих младших рангов выехали патрулировать Сэнди-Шорс без MP и без военнослужащего 6-го порядкового ранга — патруль незаконен, задержание им произведено быть не может. Патруль «военнослужащий MP + военнослужащий младшего ранга» видит ограбление магазина в Грейпсиде: пресекает, надевает наручники, изымает оружие, включает запись, везёт в участок LSCSD и передаёт шерифу.</w:t>
+        <w:t>Пример: двое военнослужащих младших рангов выехали патрулировать Сэнди-Шорс без MP и без военнослужащего 6-го порядкового ранга — патруль незаконен, задержание им произведено быть не может. Патруль «военнослужащий MP + военнослужащий младшего ранга» видит ограбление магазина в Грейпсиде: пресекает, надевает наручники, включает запись, везёт в участок LSCSD и передаёт шерифу; оружие у задержанного изымает уже сотрудник LSCSD при первичном обыске.</w:t>
       </w:r>
     </w:p>
     <w:p>
@@ -282,7 +282,7 @@
     </w:p>
     <w:p>
       <w:r>
-        <w:t>Было → стало: перечень случаев задержания совпадает со ст. 17.3 ПК (охраняемые объекты, преступления против SANG, воинские преступления, патруль, ЧП/ВП/КТО, помощь полиции); прямо записано, что военнослужащий не читает права, не назначает наказание, до передачи делает только первичный обыск (оружие), после передачи вправе остаться до конца процесса.</w:t>
+        <w:t>Было → стало: перечень случаев задержания совпадает со ст. 17.3 ПК (охраняемые объекты, преступления против SANG, воинские преступления, патруль, ЧП/ВП/КТО, помощь полиции); прямо записано, что военнослужащий не читает права, не назначает наказание, до передачи не обыскивает и ничего не изымает (только внешний осмотр на наличие оружия — изъятие производит принявший сотрудник), после передачи вправе остаться до конца процесса.</w:t>
       </w:r>
     </w:p>
     <w:p>

--- a/Законы/Законопроекты/ACT. 003 — Пояснительная записка.docx
+++ b/Законы/Законопроекты/ACT. 003 — Пояснительная записка.docx
@@ -121,17 +121,17 @@
     </w:p>
     <w:p>
       <w:r>
-        <w:t>Было → стало: во всех перечисленных статьях фраза «не допускаются его привод, задержание, личный обыск…» изложена одинаково и отсылает к ч. 4 ст. 19 ПК с четырьмя исключениями: ордер или судебный акт; застигнут при совершении преступления; непосредственная угроза жизни или здоровью; требование уполномоченных лиц.</w:t>
+        <w:t>Было → стало: во всех перечисленных статьях фраза «не допускаются его привод, задержание, личный обыск…» изложена единообразно с исчерпывающим перечнем оснований и гибкой отсылкой к законодательству штата San-Andreas: при наличии законного ордера или судебного акта; когда лицо застигнуто при совершении преступления или непосредственно после его совершения; когда его действия создают непосредственную угрозу жизни или здоровью окружающих; по требованию иных лиц, уполномоченных на то законом. Задержание во всех случаях производится исключительно в порядке, установленном законодательством штата San-Andreas.</w:t>
       </w:r>
     </w:p>
     <w:p>
       <w:r>
-        <w:t>Почему: сейчас исключения различаются без причины. У IB FIB нет исключения «совершение преступления» — формально агента IB нельзя задержать даже за убийство без ордера; у государственных адвокатов упомянут ордер «советников» Генерального прокурора — такой должности нет; у EMS нет исключения «требование уполномоченных лиц»; где-то «угроза жизни», где-то «непосредственная угроза жизни». Разные тексты для одного вопроса — прямой источник конфликтов между ведомствами.</w:t>
+        <w:t>Почему: устранены жесткие перекрестные ссылки на номера статей сторонних кодексов, которые устаревают и ломаются при ренумерации. Формула защиты гарантирует законный баланс: неприкосновенность при исполнении служебных обязанностей с одной стороны, и невозможность укрыться от ответственности при совершении преступления — с другой.</w:t>
       </w:r>
     </w:p>
     <w:p>
       <w:r>
-        <w:t>Пример: сотрудник LSPD задерживает агента IB, застигнутого при угоне. Агент ссылается на «свою» ст. 21.5, где такого исключения нет; полицейский — на ст. 25 закона о региональных ПОО, где оно есть. Теперь оба читают одну норму — ч. 4 ст. 19 ПК.</w:t>
+        <w:t>Пример: сотрудник LSPD задерживает сотрудника ведомства или адвоката, совершающего преступление на месте. Задерживаемый не может заявить о неправомерности задержания: формула прямо закрепляет исключение при совершении преступления.</w:t>
       </w:r>
     </w:p>
     <w:p>
